--- a/dokumentacja.docx
+++ b/dokumentacja.docx
@@ -5,6 +5,42 @@
     <w:p>
       <w:r>
         <w:t>Start projektu dnia 26.05.2026r.</w:t>
+      </w:r>
+      <w:r>
+        <w:t xml:space="preserve"> założenie </w:t>
+      </w:r>
+      <w:proofErr w:type="spellStart"/>
+      <w:r>
+        <w:t>Githuba</w:t>
+      </w:r>
+      <w:proofErr w:type="spellEnd"/>
+    </w:p>
+    <w:p>
+      <w:r>
+        <w:t xml:space="preserve">27.05.2026r. dalsze zakładanie </w:t>
+      </w:r>
+      <w:proofErr w:type="spellStart"/>
+      <w:r>
+        <w:t>Githuba</w:t>
+      </w:r>
+      <w:proofErr w:type="spellEnd"/>
+      <w:r>
+        <w:t>, stworzenie planszy</w:t>
+      </w:r>
+    </w:p>
+    <w:p>
+      <w:r>
+        <w:t>02.06.2026r. stworzenie systemu poruszania się i przeszkody</w:t>
+      </w:r>
+    </w:p>
+    <w:p>
+      <w:r>
+        <w:t>03.06.2026r. poprawianie błędów i dodanie systemu punktowania</w:t>
+      </w:r>
+    </w:p>
+    <w:p>
+      <w:r>
+        <w:t>Dalsze poprawki i koniec projektu dnia 10.06.2026r.</w:t>
       </w:r>
     </w:p>
     <w:sectPr>
